--- a/facilitator-guide-stakeholder-map.docx
+++ b/facilitator-guide-stakeholder-map.docx
@@ -908,6 +908,112 @@
       </w:r>
       <w:r>
         <w:t xml:space="preserve"> after every iteration. Inside the project, teams use the lifecycle tools (Team Charter, Prioritisation, Sprint Planning and Review) and the break-down tools.</w:t>
+      </w:r>
+    </w:p>
+    <w:p>
+      <w:pPr>
+        <w:pStyle w:val="Heading1"/>
+      </w:pPr>
+      <w:r>
+        <w:t xml:space="preserve">Recreate it in your whiteboard</w:t>
+      </w:r>
+    </w:p>
+    <w:p>
+      <w:pPr>
+        <w:pStyle w:val="Small"/>
+      </w:pPr>
+      <w:r>
+        <w:t xml:space="preserve">Paste this into your whiteboard's AI assistant (for example Miro AI or Atlassian Rovo) or a general assistant, to get an editable, native version of the board. Results vary by tool, so expect to tidy it up. For an exact copy, import the SVG as a locked background instead.</w:t>
+      </w:r>
+    </w:p>
+    <w:p>
+      <w:r>
+        <w:t xml:space="preserve">Create an editable whiteboard for “Stakeholder Map”, a workshop board.</w:t>
+      </w:r>
+    </w:p>
+    <w:p>
+      <w:r>
+        <w:t xml:space="preserve">Purpose: See who affects or is affected by the work, how much they care, and how you'll keep each of them involved.</w:t>
+      </w:r>
+    </w:p>
+    <w:p>
+      <w:r>
+        <w:t xml:space="preserve">Layout: a wide landscape board (about 16:11). Make one frame per section below, placed as described. In each frame, add the section name as a heading, then its content as short text labels or empty fields to fill in. Leave space in each frame for sticky notes. Use the header colour given. Keep the wording as written and don't add extra content.</w:t>
+      </w:r>
+    </w:p>
+    <w:p>
+      <w:r>
+        <w:t xml:space="preserve">Key: Yellow Sticky = Stakeholder · Pink Sticky = Concern / Blocker</w:t>
+      </w:r>
+    </w:p>
+    <w:p>
+      <w:r>
+        <w:t xml:space="preserve">Sections:</w:t>
+      </w:r>
+    </w:p>
+    <w:p>
+      <w:r>
+        <w:t xml:space="preserve">1. Influence vs. Interest: top left, about 55% wide and 70% tall; header colour blue.</w:t>
+      </w:r>
+    </w:p>
+    <w:p>
+      <w:r>
+        <w:t xml:space="preserve">   Subtitle: One sticky per person or group</w:t>
+      </w:r>
+    </w:p>
+    <w:p>
+      <w:r>
+        <w:t xml:space="preserve">   Content: Keep Satisfied · Manage Closely · High influence · low interest · consult on what matters to them · High influence · high interest · involve in key decisions · Monitor · Keep Informed · Low influence · low interest · light-touch updates · Low influence · high interest · regular updates, invite feedback · Low interest: · Interest →: · High interest:</w:t>
+      </w:r>
+    </w:p>
+    <w:p>
+      <w:r>
+        <w:t xml:space="preserve">2. Stakeholder Register: top right, about 45% wide and 70% tall; header colour purple.</w:t>
+      </w:r>
+    </w:p>
+    <w:p>
+      <w:r>
+        <w:t xml:space="preserve">   Subtitle: What they want and how we engage</w:t>
+      </w:r>
+    </w:p>
+    <w:p>
+      <w:r>
+        <w:t xml:space="preserve">   Content: Stakeholder: · Wants / worries: · How &amp; how often: · Owner:</w:t>
+      </w:r>
+    </w:p>
+    <w:p>
+      <w:r>
+        <w:t xml:space="preserve">3. Communication Plan: bottom left, about 65% wide and 30% tall; header colour sky blue.</w:t>
+      </w:r>
+    </w:p>
+    <w:p>
+      <w:r>
+        <w:t xml:space="preserve">   Subtitle: Right message · right people · right rhythm</w:t>
+      </w:r>
+    </w:p>
+    <w:p>
+      <w:r>
+        <w:t xml:space="preserve">   Content: Audience: · What they need: · Format: · Frequency: · Owner:</w:t>
+      </w:r>
+    </w:p>
+    <w:p>
+      <w:r>
+        <w:t xml:space="preserve">4. Watch-outs: bottom right, about 35% wide and 30% tall; header colour red.</w:t>
+      </w:r>
+    </w:p>
+    <w:p>
+      <w:r>
+        <w:t xml:space="preserve">   Content: Who could block this, and why? · Who is missing from the map?</w:t>
+      </w:r>
+    </w:p>
+    <w:p>
+      <w:r>
+        <w:t xml:space="preserve">Footer questions: “Who will be affected by this, and have we asked them?” “Who could stop this, and what do they need from us?”</w:t>
+      </w:r>
+    </w:p>
+    <w:p>
+      <w:r>
+        <w:t xml:space="preserve">Original board for reference: https://eparker71.github.io/agile-ways-of-working/stakeholder-map-board.html</w:t>
       </w:r>
     </w:p>
     <w:p>

--- a/facilitator-guide-stakeholder-map.docx
+++ b/facilitator-guide-stakeholder-map.docx
@@ -229,7 +229,7 @@
         </w:numPr>
       </w:pPr>
       <w:r>
-        <w:t xml:space="preserve">Print the board at A3 or larger, or load the SVG as a digital background</w:t>
+        <w:t xml:space="preserve">Print the board at A3 or 11×17 (Tabloid), or larger, or load the SVG as a digital background</w:t>
       </w:r>
     </w:p>
     <w:p>
